--- a/zaini_case_audit_output/outputs/word/documents/071_مذكرة إلحاقية على التماس الشيخ أسامه زيني ـ القضية 42824717.docx.docx
+++ b/zaini_case_audit_output/outputs/word/documents/071_مذكرة إلحاقية على التماس الشيخ أسامه زيني ـ القضية 42824717.docx.docx
@@ -53,6 +53,20 @@
         <w:t>[مخرج آلي / Script Output - سماوي]  [مخرج آلي يحتاج مراجعة بشرية - وردي]</w:t>
       </w:r>
     </w:p>
+    <w:p>
+      <w:pPr>
+        <w:jc w:val="right"/>
+        <w:bidi/>
+      </w:pPr>
+      <w:r>
+        <w:rPr>
+          <w:b w:val="0"/>
+          <w:i/>
+          <w:color w:val="C00000"/>
+        </w:rPr>
+        <w:t>[نص ممسوح OCR صُحِّح ترتيبه آلياً — قد يحتوي أخطاء طفيفة]</w:t>
+      </w:r>
+    </w:p>
     <w:p/>
     <w:p>
       <w:pPr>
@@ -90,7 +104,7 @@
           <w:b w:val="0"/>
           <w:i w:val="0"/>
         </w:rPr>
-        <w:t>الوقائع: أجملها في النقاط التالية:</w:t>
+        <w:t>:ةيلاتلا طاقنلا يف اهلمجأ :عئاقولا</w:t>
       </w:r>
     </w:p>
     <w:p>
@@ -220,7 +234,7 @@
           <w:b w:val="0"/>
           <w:i w:val="0"/>
         </w:rPr>
-        <w:t>رابعا: التناقض في الإجراءات:</w:t>
+        <w:t>:تاءارجإلا يف ضقانتلا :اعبار</w:t>
       </w:r>
     </w:p>
     <w:p>
